--- a/docs/Decision document.docx
+++ b/docs/Decision document.docx
@@ -4,22 +4,25 @@
   <w:body>
     <w:p>
       <w:pPr>
+        <w:pStyle w:val="Heading1"/>
         <w:jc w:val="center"/>
         <w:rPr>
           <w:rFonts w:ascii="Comic Neue" w:cs="Comic Neue" w:eastAsia="Comic Neue" w:hAnsi="Comic Neue"/>
           <w:b w:val="1"/>
           <w:bCs w:val="1"/>
-          <w:sz w:val="30"/>
-          <w:szCs w:val="30"/>
-        </w:rPr>
-      </w:pPr>
+          <w:sz w:val="36"/>
+          <w:szCs w:val="36"/>
+        </w:rPr>
+      </w:pPr>
+      <w:bookmarkStart w:colFirst="0" w:colLast="0" w:name="_oc71kvby7ryl" w:id="0"/>
+      <w:bookmarkEnd w:id="0"/>
       <w:r>
         <w:rPr>
           <w:rFonts w:ascii="Comic Neue" w:cs="Comic Neue" w:eastAsia="Comic Neue" w:hAnsi="Comic Neue"/>
           <w:b w:val="1"/>
           <w:bCs w:val="1"/>
-          <w:sz w:val="30"/>
-          <w:szCs w:val="30"/>
+          <w:sz w:val="36"/>
+          <w:szCs w:val="36"/>
           <w:rtl w:val="0"/>
         </w:rPr>
         <w:t xml:space="preserve">Decision document</w:t>
@@ -105,6 +108,7 @@
     </w:p>
     <w:p>
       <w:pPr>
+        <w:pStyle w:val="Heading2"/>
         <w:rPr>
           <w:rFonts w:ascii="Comic Neue" w:cs="Comic Neue" w:eastAsia="Comic Neue" w:hAnsi="Comic Neue"/>
           <w:b w:val="1"/>
@@ -115,6 +119,8 @@
           <w:szCs w:val="24"/>
         </w:rPr>
       </w:pPr>
+      <w:bookmarkStart w:colFirst="0" w:colLast="0" w:name="_7zhkgm8384es" w:id="1"/>
+      <w:bookmarkEnd w:id="1"/>
       <w:r>
         <w:rPr>
           <w:rFonts w:ascii="Comic Neue" w:cs="Comic Neue" w:eastAsia="Comic Neue" w:hAnsi="Comic Neue"/>
@@ -171,6 +177,7 @@
     </w:p>
     <w:p>
       <w:pPr>
+        <w:pStyle w:val="Heading2"/>
         <w:rPr>
           <w:rFonts w:ascii="Comic Neue" w:cs="Comic Neue" w:eastAsia="Comic Neue" w:hAnsi="Comic Neue"/>
           <w:b w:val="1"/>
@@ -181,6 +188,8 @@
           <w:szCs w:val="24"/>
         </w:rPr>
       </w:pPr>
+      <w:bookmarkStart w:colFirst="0" w:colLast="0" w:name="_arzwfm8oajbv" w:id="2"/>
+      <w:bookmarkEnd w:id="2"/>
       <w:r>
         <w:rPr>
           <w:rFonts w:ascii="Comic Neue" w:cs="Comic Neue" w:eastAsia="Comic Neue" w:hAnsi="Comic Neue"/>
@@ -211,66 +220,574 @@
     </w:p>
     <w:p>
       <w:pPr>
-        <w:rPr>
-          <w:rFonts w:ascii="Comic Neue Light" w:cs="Comic Neue Light" w:eastAsia="Comic Neue Light" w:hAnsi="Comic Neue Light"/>
-        </w:rPr>
-      </w:pPr>
-      <w:r>
-        <w:rPr>
-          <w:rtl w:val="0"/>
-        </w:rPr>
-      </w:r>
-    </w:p>
-    <w:p>
-      <w:pPr>
-        <w:rPr>
-          <w:rFonts w:ascii="Comic Neue Light" w:cs="Comic Neue Light" w:eastAsia="Comic Neue Light" w:hAnsi="Comic Neue Light"/>
-        </w:rPr>
-      </w:pPr>
-      <w:r>
-        <w:rPr>
-          <w:rtl w:val="0"/>
-        </w:rPr>
-      </w:r>
-    </w:p>
-    <w:p>
-      <w:pPr>
-        <w:rPr>
-          <w:rFonts w:ascii="Comic Neue Light" w:cs="Comic Neue Light" w:eastAsia="Comic Neue Light" w:hAnsi="Comic Neue Light"/>
-        </w:rPr>
-      </w:pPr>
-      <w:r>
-        <w:rPr>
-          <w:rtl w:val="0"/>
-        </w:rPr>
-      </w:r>
-    </w:p>
-    <w:p>
-      <w:pPr>
-        <w:rPr>
-          <w:rFonts w:ascii="Comic Neue Light" w:cs="Comic Neue Light" w:eastAsia="Comic Neue Light" w:hAnsi="Comic Neue Light"/>
-        </w:rPr>
-      </w:pPr>
-      <w:r>
-        <w:rPr>
-          <w:rtl w:val="0"/>
-        </w:rPr>
-      </w:r>
-    </w:p>
-    <w:p>
-      <w:pPr>
-        <w:rPr>
-          <w:rFonts w:ascii="Comic Neue Light" w:cs="Comic Neue Light" w:eastAsia="Comic Neue Light" w:hAnsi="Comic Neue Light"/>
-        </w:rPr>
-      </w:pPr>
-      <w:r>
-        <w:rPr>
-          <w:rtl w:val="0"/>
-        </w:rPr>
-      </w:r>
-    </w:p>
-    <w:p>
-      <w:pPr>
+        <w:ind w:left="1080" w:hanging="360"/>
+        <w:jc w:val="both"/>
+        <w:rPr>
+          <w:rFonts w:ascii="Comic Neue Light" w:cs="Comic Neue Light" w:eastAsia="Comic Neue Light" w:hAnsi="Comic Neue Light"/>
+          <w:sz w:val="20"/>
+          <w:szCs w:val="20"/>
+        </w:rPr>
+      </w:pPr>
+      <w:r>
+        <w:rPr>
+          <w:rFonts w:ascii="Comic Neue Light" w:cs="Comic Neue Light" w:eastAsia="Comic Neue Light" w:hAnsi="Comic Neue Light"/>
+          <w:sz w:val="20"/>
+          <w:szCs w:val="20"/>
+          <w:rtl w:val="0"/>
+        </w:rPr>
+        <w:t xml:space="preserve">●</w:t>
+      </w:r>
+      <w:r>
+        <w:rPr>
+          <w:rFonts w:ascii="Times New Roman" w:cs="Times New Roman" w:eastAsia="Times New Roman" w:hAnsi="Times New Roman"/>
+          <w:sz w:val="14"/>
+          <w:szCs w:val="14"/>
+          <w:rtl w:val="0"/>
+        </w:rPr>
+        <w:t xml:space="preserve">  </w:t>
+        <w:tab/>
+      </w:r>
+      <w:r>
+        <w:rPr>
+          <w:rFonts w:ascii="Comic Neue Light" w:cs="Comic Neue Light" w:eastAsia="Comic Neue Light" w:hAnsi="Comic Neue Light"/>
+          <w:sz w:val="20"/>
+          <w:szCs w:val="20"/>
+          <w:rtl w:val="0"/>
+        </w:rPr>
+        <w:t xml:space="preserve">JavaScript or TypeScript</w:t>
+      </w:r>
+    </w:p>
+    <w:p>
+      <w:pPr>
+        <w:ind w:left="1080" w:hanging="360"/>
+        <w:jc w:val="both"/>
+        <w:rPr>
+          <w:rFonts w:ascii="Comic Neue Light" w:cs="Comic Neue Light" w:eastAsia="Comic Neue Light" w:hAnsi="Comic Neue Light"/>
+          <w:sz w:val="20"/>
+          <w:szCs w:val="20"/>
+        </w:rPr>
+      </w:pPr>
+      <w:r>
+        <w:rPr>
+          <w:rFonts w:ascii="Comic Neue Light" w:cs="Comic Neue Light" w:eastAsia="Comic Neue Light" w:hAnsi="Comic Neue Light"/>
+          <w:sz w:val="20"/>
+          <w:szCs w:val="20"/>
+          <w:rtl w:val="0"/>
+        </w:rPr>
+        <w:t xml:space="preserve">●</w:t>
+      </w:r>
+      <w:r>
+        <w:rPr>
+          <w:rFonts w:ascii="Times New Roman" w:cs="Times New Roman" w:eastAsia="Times New Roman" w:hAnsi="Times New Roman"/>
+          <w:sz w:val="14"/>
+          <w:szCs w:val="14"/>
+          <w:rtl w:val="0"/>
+        </w:rPr>
+        <w:t xml:space="preserve">  </w:t>
+        <w:tab/>
+      </w:r>
+      <w:r>
+        <w:rPr>
+          <w:rFonts w:ascii="Comic Neue Light" w:cs="Comic Neue Light" w:eastAsia="Comic Neue Light" w:hAnsi="Comic Neue Light"/>
+          <w:sz w:val="20"/>
+          <w:szCs w:val="20"/>
+          <w:rtl w:val="0"/>
+        </w:rPr>
+        <w:t xml:space="preserve">React, Angular, or Vue</w:t>
+      </w:r>
+    </w:p>
+    <w:p>
+      <w:pPr>
+        <w:ind w:left="1080" w:hanging="360"/>
+        <w:jc w:val="both"/>
+        <w:rPr>
+          <w:rFonts w:ascii="Comic Neue Light" w:cs="Comic Neue Light" w:eastAsia="Comic Neue Light" w:hAnsi="Comic Neue Light"/>
+          <w:sz w:val="20"/>
+          <w:szCs w:val="20"/>
+        </w:rPr>
+      </w:pPr>
+      <w:r>
+        <w:rPr>
+          <w:rFonts w:ascii="Comic Neue Light" w:cs="Comic Neue Light" w:eastAsia="Comic Neue Light" w:hAnsi="Comic Neue Light"/>
+          <w:sz w:val="20"/>
+          <w:szCs w:val="20"/>
+          <w:rtl w:val="0"/>
+        </w:rPr>
+        <w:t xml:space="preserve">●</w:t>
+      </w:r>
+      <w:r>
+        <w:rPr>
+          <w:rFonts w:ascii="Times New Roman" w:cs="Times New Roman" w:eastAsia="Times New Roman" w:hAnsi="Times New Roman"/>
+          <w:sz w:val="14"/>
+          <w:szCs w:val="14"/>
+          <w:rtl w:val="0"/>
+        </w:rPr>
+        <w:t xml:space="preserve">        </w:t>
+      </w:r>
+      <w:r>
+        <w:rPr>
+          <w:rFonts w:ascii="Comic Neue Light" w:cs="Comic Neue Light" w:eastAsia="Comic Neue Light" w:hAnsi="Comic Neue Light"/>
+          <w:sz w:val="20"/>
+          <w:szCs w:val="20"/>
+          <w:rtl w:val="0"/>
+        </w:rPr>
+        <w:t xml:space="preserve">Node.js, Django, Spring Boot, or a similar backend technology</w:t>
+      </w:r>
+    </w:p>
+    <w:p>
+      <w:pPr>
+        <w:ind w:left="1080" w:hanging="360"/>
+        <w:jc w:val="both"/>
+        <w:rPr>
+          <w:rFonts w:ascii="Comic Neue Light" w:cs="Comic Neue Light" w:eastAsia="Comic Neue Light" w:hAnsi="Comic Neue Light"/>
+          <w:sz w:val="20"/>
+          <w:szCs w:val="20"/>
+        </w:rPr>
+      </w:pPr>
+      <w:r>
+        <w:rPr>
+          <w:rFonts w:ascii="Comic Neue Light" w:cs="Comic Neue Light" w:eastAsia="Comic Neue Light" w:hAnsi="Comic Neue Light"/>
+          <w:sz w:val="20"/>
+          <w:szCs w:val="20"/>
+          <w:rtl w:val="0"/>
+        </w:rPr>
+        <w:t xml:space="preserve">●</w:t>
+      </w:r>
+      <w:r>
+        <w:rPr>
+          <w:rFonts w:ascii="Times New Roman" w:cs="Times New Roman" w:eastAsia="Times New Roman" w:hAnsi="Times New Roman"/>
+          <w:sz w:val="14"/>
+          <w:szCs w:val="14"/>
+          <w:rtl w:val="0"/>
+        </w:rPr>
+        <w:t xml:space="preserve">  </w:t>
+        <w:tab/>
+      </w:r>
+      <w:r>
+        <w:rPr>
+          <w:rFonts w:ascii="Comic Neue Light" w:cs="Comic Neue Light" w:eastAsia="Comic Neue Light" w:hAnsi="Comic Neue Light"/>
+          <w:sz w:val="20"/>
+          <w:szCs w:val="20"/>
+          <w:rtl w:val="0"/>
+        </w:rPr>
+        <w:t xml:space="preserve">SQL or NoSQL databases</w:t>
+      </w:r>
+    </w:p>
+    <w:p>
+      <w:pPr>
+        <w:ind w:left="1080" w:hanging="360"/>
+        <w:jc w:val="both"/>
+        <w:rPr>
+          <w:rFonts w:ascii="Comic Neue Light" w:cs="Comic Neue Light" w:eastAsia="Comic Neue Light" w:hAnsi="Comic Neue Light"/>
+          <w:sz w:val="20"/>
+          <w:szCs w:val="20"/>
+        </w:rPr>
+      </w:pPr>
+      <w:r>
+        <w:rPr>
+          <w:rFonts w:ascii="Comic Neue Light" w:cs="Comic Neue Light" w:eastAsia="Comic Neue Light" w:hAnsi="Comic Neue Light"/>
+          <w:sz w:val="20"/>
+          <w:szCs w:val="20"/>
+          <w:rtl w:val="0"/>
+        </w:rPr>
+        <w:t xml:space="preserve">●</w:t>
+      </w:r>
+      <w:r>
+        <w:rPr>
+          <w:rFonts w:ascii="Times New Roman" w:cs="Times New Roman" w:eastAsia="Times New Roman" w:hAnsi="Times New Roman"/>
+          <w:sz w:val="14"/>
+          <w:szCs w:val="14"/>
+          <w:rtl w:val="0"/>
+        </w:rPr>
+        <w:t xml:space="preserve">  </w:t>
+        <w:tab/>
+      </w:r>
+      <w:r>
+        <w:rPr>
+          <w:rFonts w:ascii="Comic Neue Light" w:cs="Comic Neue Light" w:eastAsia="Comic Neue Light" w:hAnsi="Comic Neue Light"/>
+          <w:sz w:val="20"/>
+          <w:szCs w:val="20"/>
+          <w:rtl w:val="0"/>
+        </w:rPr>
+        <w:t xml:space="preserve">REST APIs</w:t>
+      </w:r>
+    </w:p>
+    <w:p>
+      <w:pPr>
+        <w:ind w:left="1080" w:hanging="360"/>
+        <w:jc w:val="both"/>
+        <w:rPr>
+          <w:rFonts w:ascii="Comic Neue Light" w:cs="Comic Neue Light" w:eastAsia="Comic Neue Light" w:hAnsi="Comic Neue Light"/>
+          <w:sz w:val="20"/>
+          <w:szCs w:val="20"/>
+        </w:rPr>
+      </w:pPr>
+      <w:r>
+        <w:rPr>
+          <w:rFonts w:ascii="Comic Neue Light" w:cs="Comic Neue Light" w:eastAsia="Comic Neue Light" w:hAnsi="Comic Neue Light"/>
+          <w:sz w:val="20"/>
+          <w:szCs w:val="20"/>
+          <w:rtl w:val="0"/>
+        </w:rPr>
+        <w:t xml:space="preserve">●</w:t>
+      </w:r>
+      <w:r>
+        <w:rPr>
+          <w:rFonts w:ascii="Times New Roman" w:cs="Times New Roman" w:eastAsia="Times New Roman" w:hAnsi="Times New Roman"/>
+          <w:sz w:val="14"/>
+          <w:szCs w:val="14"/>
+          <w:rtl w:val="0"/>
+        </w:rPr>
+        <w:t xml:space="preserve">  </w:t>
+        <w:tab/>
+      </w:r>
+      <w:r>
+        <w:rPr>
+          <w:rFonts w:ascii="Comic Neue Light" w:cs="Comic Neue Light" w:eastAsia="Comic Neue Light" w:hAnsi="Comic Neue Light"/>
+          <w:sz w:val="20"/>
+          <w:szCs w:val="20"/>
+          <w:rtl w:val="0"/>
+        </w:rPr>
+        <w:t xml:space="preserve">Git</w:t>
+      </w:r>
+    </w:p>
+    <w:p>
+      <w:pPr>
+        <w:ind w:left="1080" w:hanging="360"/>
+        <w:jc w:val="both"/>
+        <w:rPr>
+          <w:rFonts w:ascii="Comic Neue Light" w:cs="Comic Neue Light" w:eastAsia="Comic Neue Light" w:hAnsi="Comic Neue Light"/>
+          <w:sz w:val="20"/>
+          <w:szCs w:val="20"/>
+        </w:rPr>
+      </w:pPr>
+      <w:r>
+        <w:rPr>
+          <w:rFonts w:ascii="Comic Neue Light" w:cs="Comic Neue Light" w:eastAsia="Comic Neue Light" w:hAnsi="Comic Neue Light"/>
+          <w:sz w:val="20"/>
+          <w:szCs w:val="20"/>
+          <w:rtl w:val="0"/>
+        </w:rPr>
+        <w:t xml:space="preserve">●</w:t>
+      </w:r>
+      <w:r>
+        <w:rPr>
+          <w:rFonts w:ascii="Times New Roman" w:cs="Times New Roman" w:eastAsia="Times New Roman" w:hAnsi="Times New Roman"/>
+          <w:sz w:val="14"/>
+          <w:szCs w:val="14"/>
+          <w:rtl w:val="0"/>
+        </w:rPr>
+        <w:t xml:space="preserve">  </w:t>
+        <w:tab/>
+      </w:r>
+      <w:r>
+        <w:rPr>
+          <w:rFonts w:ascii="Comic Neue Light" w:cs="Comic Neue Light" w:eastAsia="Comic Neue Light" w:hAnsi="Comic Neue Light"/>
+          <w:sz w:val="20"/>
+          <w:szCs w:val="20"/>
+          <w:rtl w:val="0"/>
+        </w:rPr>
+        <w:t xml:space="preserve">Python</w:t>
+      </w:r>
+    </w:p>
+    <w:p>
+      <w:pPr>
+        <w:ind w:left="1080" w:hanging="360"/>
+        <w:jc w:val="both"/>
+        <w:rPr>
+          <w:rFonts w:ascii="Comic Neue Light" w:cs="Comic Neue Light" w:eastAsia="Comic Neue Light" w:hAnsi="Comic Neue Light"/>
+          <w:sz w:val="20"/>
+          <w:szCs w:val="20"/>
+        </w:rPr>
+      </w:pPr>
+      <w:r>
+        <w:rPr>
+          <w:rFonts w:ascii="Comic Neue Light" w:cs="Comic Neue Light" w:eastAsia="Comic Neue Light" w:hAnsi="Comic Neue Light"/>
+          <w:sz w:val="20"/>
+          <w:szCs w:val="20"/>
+          <w:rtl w:val="0"/>
+        </w:rPr>
+        <w:t xml:space="preserve">●</w:t>
+      </w:r>
+      <w:r>
+        <w:rPr>
+          <w:rFonts w:ascii="Times New Roman" w:cs="Times New Roman" w:eastAsia="Times New Roman" w:hAnsi="Times New Roman"/>
+          <w:sz w:val="14"/>
+          <w:szCs w:val="14"/>
+          <w:rtl w:val="0"/>
+        </w:rPr>
+        <w:t xml:space="preserve">  </w:t>
+        <w:tab/>
+      </w:r>
+      <w:r>
+        <w:rPr>
+          <w:rFonts w:ascii="Comic Neue Light" w:cs="Comic Neue Light" w:eastAsia="Comic Neue Light" w:hAnsi="Comic Neue Light"/>
+          <w:sz w:val="20"/>
+          <w:szCs w:val="20"/>
+          <w:rtl w:val="0"/>
+        </w:rPr>
+        <w:t xml:space="preserve">Pandas or NumPy</w:t>
+      </w:r>
+    </w:p>
+    <w:p>
+      <w:pPr>
+        <w:ind w:left="1080" w:hanging="360"/>
+        <w:jc w:val="both"/>
+        <w:rPr>
+          <w:rFonts w:ascii="Comic Neue Light" w:cs="Comic Neue Light" w:eastAsia="Comic Neue Light" w:hAnsi="Comic Neue Light"/>
+          <w:sz w:val="20"/>
+          <w:szCs w:val="20"/>
+        </w:rPr>
+      </w:pPr>
+      <w:r>
+        <w:rPr>
+          <w:rFonts w:ascii="Comic Neue Light" w:cs="Comic Neue Light" w:eastAsia="Comic Neue Light" w:hAnsi="Comic Neue Light"/>
+          <w:sz w:val="20"/>
+          <w:szCs w:val="20"/>
+          <w:rtl w:val="0"/>
+        </w:rPr>
+        <w:t xml:space="preserve">●</w:t>
+      </w:r>
+      <w:r>
+        <w:rPr>
+          <w:rFonts w:ascii="Times New Roman" w:cs="Times New Roman" w:eastAsia="Times New Roman" w:hAnsi="Times New Roman"/>
+          <w:sz w:val="14"/>
+          <w:szCs w:val="14"/>
+          <w:rtl w:val="0"/>
+        </w:rPr>
+        <w:t xml:space="preserve">  </w:t>
+        <w:tab/>
+      </w:r>
+      <w:r>
+        <w:rPr>
+          <w:rFonts w:ascii="Comic Neue Light" w:cs="Comic Neue Light" w:eastAsia="Comic Neue Light" w:hAnsi="Comic Neue Light"/>
+          <w:sz w:val="20"/>
+          <w:szCs w:val="20"/>
+          <w:rtl w:val="0"/>
+        </w:rPr>
+        <w:t xml:space="preserve">Scikit-learn</w:t>
+      </w:r>
+    </w:p>
+    <w:p>
+      <w:pPr>
+        <w:ind w:left="1080" w:hanging="360"/>
+        <w:jc w:val="both"/>
+        <w:rPr>
+          <w:rFonts w:ascii="Comic Neue Light" w:cs="Comic Neue Light" w:eastAsia="Comic Neue Light" w:hAnsi="Comic Neue Light"/>
+          <w:sz w:val="20"/>
+          <w:szCs w:val="20"/>
+        </w:rPr>
+      </w:pPr>
+      <w:r>
+        <w:rPr>
+          <w:rFonts w:ascii="Comic Neue Light" w:cs="Comic Neue Light" w:eastAsia="Comic Neue Light" w:hAnsi="Comic Neue Light"/>
+          <w:sz w:val="20"/>
+          <w:szCs w:val="20"/>
+          <w:rtl w:val="0"/>
+        </w:rPr>
+        <w:t xml:space="preserve">●</w:t>
+      </w:r>
+      <w:r>
+        <w:rPr>
+          <w:rFonts w:ascii="Times New Roman" w:cs="Times New Roman" w:eastAsia="Times New Roman" w:hAnsi="Times New Roman"/>
+          <w:sz w:val="14"/>
+          <w:szCs w:val="14"/>
+          <w:rtl w:val="0"/>
+        </w:rPr>
+        <w:t xml:space="preserve">  </w:t>
+        <w:tab/>
+      </w:r>
+      <w:r>
+        <w:rPr>
+          <w:rFonts w:ascii="Comic Neue Light" w:cs="Comic Neue Light" w:eastAsia="Comic Neue Light" w:hAnsi="Comic Neue Light"/>
+          <w:sz w:val="20"/>
+          <w:szCs w:val="20"/>
+          <w:rtl w:val="0"/>
+        </w:rPr>
+        <w:t xml:space="preserve">TensorFlow, or PyTorch</w:t>
+      </w:r>
+    </w:p>
+    <w:p>
+      <w:pPr>
+        <w:ind w:left="1080" w:hanging="360"/>
+        <w:jc w:val="both"/>
+        <w:rPr>
+          <w:rFonts w:ascii="Comic Neue Light" w:cs="Comic Neue Light" w:eastAsia="Comic Neue Light" w:hAnsi="Comic Neue Light"/>
+          <w:sz w:val="20"/>
+          <w:szCs w:val="20"/>
+        </w:rPr>
+      </w:pPr>
+      <w:r>
+        <w:rPr>
+          <w:rFonts w:ascii="Comic Neue Light" w:cs="Comic Neue Light" w:eastAsia="Comic Neue Light" w:hAnsi="Comic Neue Light"/>
+          <w:sz w:val="20"/>
+          <w:szCs w:val="20"/>
+          <w:rtl w:val="0"/>
+        </w:rPr>
+        <w:t xml:space="preserve">●</w:t>
+      </w:r>
+      <w:r>
+        <w:rPr>
+          <w:rFonts w:ascii="Times New Roman" w:cs="Times New Roman" w:eastAsia="Times New Roman" w:hAnsi="Times New Roman"/>
+          <w:sz w:val="14"/>
+          <w:szCs w:val="14"/>
+          <w:rtl w:val="0"/>
+        </w:rPr>
+        <w:t xml:space="preserve">  </w:t>
+        <w:tab/>
+      </w:r>
+      <w:r>
+        <w:rPr>
+          <w:rFonts w:ascii="Comic Neue Light" w:cs="Comic Neue Light" w:eastAsia="Comic Neue Light" w:hAnsi="Comic Neue Light"/>
+          <w:sz w:val="20"/>
+          <w:szCs w:val="20"/>
+          <w:rtl w:val="0"/>
+        </w:rPr>
+        <w:t xml:space="preserve">Machine-learning model development</w:t>
+      </w:r>
+    </w:p>
+    <w:p>
+      <w:pPr>
+        <w:ind w:left="1080" w:hanging="360"/>
+        <w:jc w:val="both"/>
+        <w:rPr>
+          <w:rFonts w:ascii="Comic Neue Light" w:cs="Comic Neue Light" w:eastAsia="Comic Neue Light" w:hAnsi="Comic Neue Light"/>
+          <w:sz w:val="20"/>
+          <w:szCs w:val="20"/>
+        </w:rPr>
+      </w:pPr>
+      <w:r>
+        <w:rPr>
+          <w:rFonts w:ascii="Comic Neue Light" w:cs="Comic Neue Light" w:eastAsia="Comic Neue Light" w:hAnsi="Comic Neue Light"/>
+          <w:sz w:val="20"/>
+          <w:szCs w:val="20"/>
+          <w:rtl w:val="0"/>
+        </w:rPr>
+        <w:t xml:space="preserve">●    Apache Spark </w:t>
+      </w:r>
+    </w:p>
+    <w:p>
+      <w:pPr>
+        <w:ind w:left="1080" w:hanging="360"/>
+        <w:jc w:val="both"/>
+        <w:rPr>
+          <w:rFonts w:ascii="Comic Neue Light" w:cs="Comic Neue Light" w:eastAsia="Comic Neue Light" w:hAnsi="Comic Neue Light"/>
+          <w:sz w:val="20"/>
+          <w:szCs w:val="20"/>
+        </w:rPr>
+      </w:pPr>
+      <w:r>
+        <w:rPr>
+          <w:rFonts w:ascii="Comic Neue Light" w:cs="Comic Neue Light" w:eastAsia="Comic Neue Light" w:hAnsi="Comic Neue Light"/>
+          <w:sz w:val="20"/>
+          <w:szCs w:val="20"/>
+          <w:rtl w:val="0"/>
+        </w:rPr>
+        <w:t xml:space="preserve">●    ETL Pipelines </w:t>
+      </w:r>
+    </w:p>
+    <w:p>
+      <w:pPr>
+        <w:ind w:left="1080" w:hanging="360"/>
+        <w:jc w:val="both"/>
+        <w:rPr>
+          <w:rFonts w:ascii="Comic Neue Light" w:cs="Comic Neue Light" w:eastAsia="Comic Neue Light" w:hAnsi="Comic Neue Light"/>
+          <w:sz w:val="20"/>
+          <w:szCs w:val="20"/>
+        </w:rPr>
+      </w:pPr>
+      <w:r>
+        <w:rPr>
+          <w:rFonts w:ascii="Comic Neue Light" w:cs="Comic Neue Light" w:eastAsia="Comic Neue Light" w:hAnsi="Comic Neue Light"/>
+          <w:sz w:val="20"/>
+          <w:szCs w:val="20"/>
+          <w:rtl w:val="0"/>
+        </w:rPr>
+        <w:t xml:space="preserve">●    Data Warehousing </w:t>
+      </w:r>
+    </w:p>
+    <w:p>
+      <w:pPr>
+        <w:ind w:left="1080" w:hanging="360"/>
+        <w:jc w:val="both"/>
+        <w:rPr>
+          <w:rFonts w:ascii="Comic Neue Light" w:cs="Comic Neue Light" w:eastAsia="Comic Neue Light" w:hAnsi="Comic Neue Light"/>
+          <w:sz w:val="20"/>
+          <w:szCs w:val="20"/>
+        </w:rPr>
+      </w:pPr>
+      <w:r>
+        <w:rPr>
+          <w:rFonts w:ascii="Comic Neue Light" w:cs="Comic Neue Light" w:eastAsia="Comic Neue Light" w:hAnsi="Comic Neue Light"/>
+          <w:sz w:val="20"/>
+          <w:szCs w:val="20"/>
+          <w:rtl w:val="0"/>
+        </w:rPr>
+        <w:t xml:space="preserve">●    HTML — Defining the structure of web pages.</w:t>
+      </w:r>
+    </w:p>
+    <w:p>
+      <w:pPr>
+        <w:ind w:left="1080" w:hanging="360"/>
+        <w:jc w:val="both"/>
+        <w:rPr>
+          <w:rFonts w:ascii="Comic Neue Light" w:cs="Comic Neue Light" w:eastAsia="Comic Neue Light" w:hAnsi="Comic Neue Light"/>
+          <w:sz w:val="20"/>
+          <w:szCs w:val="20"/>
+        </w:rPr>
+      </w:pPr>
+      <w:r>
+        <w:rPr>
+          <w:rFonts w:ascii="Comic Neue Light" w:cs="Comic Neue Light" w:eastAsia="Comic Neue Light" w:hAnsi="Comic Neue Light"/>
+          <w:sz w:val="20"/>
+          <w:szCs w:val="20"/>
+          <w:rtl w:val="0"/>
+        </w:rPr>
+        <w:t xml:space="preserve">●</w:t>
+        <w:tab/>
+        <w:t xml:space="preserve">CSS — Styling layouts, colors, and visual elements.</w:t>
+      </w:r>
+    </w:p>
+    <w:p>
+      <w:pPr>
+        <w:ind w:left="1080" w:hanging="360"/>
+        <w:jc w:val="both"/>
+        <w:rPr>
+          <w:rFonts w:ascii="Comic Neue Light" w:cs="Comic Neue Light" w:eastAsia="Comic Neue Light" w:hAnsi="Comic Neue Light"/>
+        </w:rPr>
+      </w:pPr>
+      <w:r>
+        <w:rPr>
+          <w:rFonts w:ascii="Comic Neue Light" w:cs="Comic Neue Light" w:eastAsia="Comic Neue Light" w:hAnsi="Comic Neue Light"/>
+          <w:sz w:val="20"/>
+          <w:szCs w:val="20"/>
+          <w:rtl w:val="0"/>
+        </w:rPr>
+        <w:t xml:space="preserve">●</w:t>
+        <w:tab/>
+        <w:t xml:space="preserve">Responsive Web Design </w:t>
+      </w:r>
+      <w:r>
+        <w:rPr>
+          <w:rtl w:val="0"/>
+        </w:rPr>
+      </w:r>
+    </w:p>
+    <w:p>
+      <w:pPr>
+        <w:rPr>
+          <w:rFonts w:ascii="Comic Neue Light" w:cs="Comic Neue Light" w:eastAsia="Comic Neue Light" w:hAnsi="Comic Neue Light"/>
+        </w:rPr>
+      </w:pPr>
+      <w:r>
+        <w:rPr>
+          <w:rtl w:val="0"/>
+        </w:rPr>
+      </w:r>
+    </w:p>
+    <w:p>
+      <w:pPr>
+        <w:pStyle w:val="Heading2"/>
         <w:rPr>
           <w:rFonts w:ascii="Comic Neue" w:cs="Comic Neue" w:eastAsia="Comic Neue" w:hAnsi="Comic Neue"/>
           <w:b w:val="1"/>
@@ -281,6 +798,8 @@
           <w:szCs w:val="24"/>
         </w:rPr>
       </w:pPr>
+      <w:bookmarkStart w:colFirst="0" w:colLast="0" w:name="_k3pf07xgbstw" w:id="3"/>
+      <w:bookmarkEnd w:id="3"/>
       <w:r>
         <w:rPr>
           <w:rFonts w:ascii="Comic Neue" w:cs="Comic Neue" w:eastAsia="Comic Neue" w:hAnsi="Comic Neue"/>
@@ -306,23 +825,83 @@
           <w:rFonts w:ascii="Comic Neue Light" w:cs="Comic Neue Light" w:eastAsia="Comic Neue Light" w:hAnsi="Comic Neue Light"/>
           <w:rtl w:val="0"/>
         </w:rPr>
-        <w:t xml:space="preserve">We declare what each professional profile would be for its qualifications, objectives and alternatives, and the patron that is expected to be recognized by profile in general; this will be achieved by means of a graph such as ____</w:t>
-      </w:r>
-    </w:p>
-    <w:p>
-      <w:pPr>
-        <w:rPr>
-          <w:rFonts w:ascii="Comic Neue Light" w:cs="Comic Neue Light" w:eastAsia="Comic Neue Light" w:hAnsi="Comic Neue Light"/>
-        </w:rPr>
-      </w:pPr>
-      <w:r>
-        <w:rPr>
-          <w:rtl w:val="0"/>
-        </w:rPr>
-      </w:r>
-    </w:p>
-    <w:p>
-      <w:pPr>
+        <w:t xml:space="preserve">We declare what each professional profile would be for its qualifications, objectives and alternatives, and the patron that is expected to be recognized by profile in general; this will be achieved by means of a graph such as Data Engineer y UI Developer:</w:t>
+      </w:r>
+    </w:p>
+    <w:p>
+      <w:pPr>
+        <w:pStyle w:val="Heading3"/>
+        <w:keepNext w:val="0"/>
+        <w:keepLines w:val="0"/>
+        <w:spacing w:after="80" w:lineRule="auto"/>
+        <w:rPr>
+          <w:rFonts w:ascii="Comic Neue" w:cs="Comic Neue" w:eastAsia="Comic Neue" w:hAnsi="Comic Neue"/>
+          <w:b w:val="1"/>
+          <w:bCs w:val="1"/>
+          <w:sz w:val="34"/>
+          <w:szCs w:val="34"/>
+        </w:rPr>
+      </w:pPr>
+      <w:bookmarkStart w:colFirst="0" w:colLast="0" w:name="_3im4rgi4gi6i" w:id="4"/>
+      <w:bookmarkEnd w:id="4"/>
+      <w:r>
+        <w:rPr>
+          <w:rFonts w:ascii="Comic Neue" w:cs="Comic Neue" w:eastAsia="Comic Neue" w:hAnsi="Comic Neue"/>
+          <w:b w:val="1"/>
+          <w:bCs w:val="1"/>
+          <w:sz w:val="34"/>
+          <w:szCs w:val="34"/>
+          <w:rtl w:val="0"/>
+        </w:rPr>
+        <w:t xml:space="preserve">Reference Profile 3 — Data Engineer</w:t>
+      </w:r>
+    </w:p>
+    <w:p>
+      <w:pPr>
+        <w:spacing w:after="240" w:before="240" w:lineRule="auto"/>
+        <w:rPr>
+          <w:rFonts w:ascii="Comic Neue Light" w:cs="Comic Neue Light" w:eastAsia="Comic Neue Light" w:hAnsi="Comic Neue Light"/>
+        </w:rPr>
+      </w:pPr>
+      <w:r>
+        <w:rPr>
+          <w:rFonts w:ascii="Comic Neue Light" w:cs="Comic Neue Light" w:eastAsia="Comic Neue Light" w:hAnsi="Comic Neue Light"/>
+          <w:rtl w:val="0"/>
+        </w:rPr>
+        <w:t xml:space="preserve">A Data Engineer designs, builds, and maintains data pipelines and infrastructure to collect, transform, store, and prepare data for analysis. This role focuses on data processing, database management, and reliable data integration.</w:t>
+      </w:r>
+    </w:p>
+    <w:p>
+      <w:pPr>
+        <w:pStyle w:val="Heading3"/>
+        <w:keepNext w:val="0"/>
+        <w:keepLines w:val="0"/>
+        <w:spacing w:after="80" w:lineRule="auto"/>
+        <w:rPr>
+          <w:rFonts w:ascii="Comic Neue" w:cs="Comic Neue" w:eastAsia="Comic Neue" w:hAnsi="Comic Neue"/>
+          <w:b w:val="1"/>
+          <w:bCs w:val="1"/>
+          <w:sz w:val="34"/>
+          <w:szCs w:val="34"/>
+        </w:rPr>
+      </w:pPr>
+      <w:bookmarkStart w:colFirst="0" w:colLast="0" w:name="_duwny6qmx5ww" w:id="5"/>
+      <w:bookmarkEnd w:id="5"/>
+      <w:r>
+        <w:rPr>
+          <w:rFonts w:ascii="Comic Neue" w:cs="Comic Neue" w:eastAsia="Comic Neue" w:hAnsi="Comic Neue"/>
+          <w:b w:val="1"/>
+          <w:bCs w:val="1"/>
+          <w:sz w:val="34"/>
+          <w:szCs w:val="34"/>
+          <w:rtl w:val="0"/>
+        </w:rPr>
+        <w:t xml:space="preserve">Reference Profile 4 — UI Developer</w:t>
+      </w:r>
+    </w:p>
+    <w:p>
+      <w:pPr>
+        <w:spacing w:after="240" w:before="240" w:lineRule="auto"/>
         <w:rPr>
           <w:rFonts w:ascii="Comic Neue" w:cs="Comic Neue" w:eastAsia="Comic Neue" w:hAnsi="Comic Neue"/>
           <w:b w:val="1"/>
@@ -335,12 +914,20 @@
       </w:pPr>
       <w:r>
         <w:rPr>
-          <w:rtl w:val="0"/>
-        </w:rPr>
-      </w:r>
-    </w:p>
-    <w:p>
-      <w:pPr>
+          <w:rFonts w:ascii="Comic Neue Light" w:cs="Comic Neue Light" w:eastAsia="Comic Neue Light" w:hAnsi="Comic Neue Light"/>
+          <w:rtl w:val="0"/>
+        </w:rPr>
+        <w:t xml:space="preserve">A UI Developer builds the visual and interactive components of software applications. This role focuses on implementing user interfaces, creating responsive layouts, and ensuring that applications are usable and consistent across different devices.</w:t>
+      </w:r>
+      <w:r>
+        <w:rPr>
+          <w:rtl w:val="0"/>
+        </w:rPr>
+      </w:r>
+    </w:p>
+    <w:p>
+      <w:pPr>
+        <w:pStyle w:val="Heading2"/>
         <w:rPr>
           <w:rFonts w:ascii="Comic Neue" w:cs="Comic Neue" w:eastAsia="Comic Neue" w:hAnsi="Comic Neue"/>
           <w:b w:val="1"/>
@@ -351,6 +938,8 @@
           <w:szCs w:val="24"/>
         </w:rPr>
       </w:pPr>
+      <w:bookmarkStart w:colFirst="0" w:colLast="0" w:name="_r5eg25s76urq" w:id="6"/>
+      <w:bookmarkEnd w:id="6"/>
       <w:r>
         <w:rPr>
           <w:rFonts w:ascii="Comic Neue" w:cs="Comic Neue" w:eastAsia="Comic Neue" w:hAnsi="Comic Neue"/>
